--- a/語憶/114年上半年分析/114年上半分析報告.docx
+++ b/語憶/114年上半年分析/114年上半分析報告.docx
@@ -22,7 +22,7 @@
           <w:sz w:val="27"/>
           <w:szCs w:val="27"/>
         </w:rPr>
-        <w:t>第</w:t>
+        <w:t xml:space="preserve">第一章 </w:t>
       </w:r>
       <w:r>
         <w:rPr>
@@ -32,26 +32,6 @@
           <w:sz w:val="27"/>
           <w:szCs w:val="27"/>
         </w:rPr>
-        <w:t>1</w:t>
-      </w:r>
-      <w:r>
-        <w:rPr>
-          <w:rFonts w:ascii="標楷體" w:eastAsia="標楷體" w:hAnsi="標楷體" w:hint="eastAsia"/>
-          <w:b/>
-          <w:bCs/>
-          <w:sz w:val="27"/>
-          <w:szCs w:val="27"/>
-        </w:rPr>
-        <w:t xml:space="preserve">章 </w:t>
-      </w:r>
-      <w:r>
-        <w:rPr>
-          <w:rFonts w:ascii="標楷體" w:eastAsia="標楷體" w:hAnsi="標楷體" w:hint="eastAsia"/>
-          <w:b/>
-          <w:bCs/>
-          <w:sz w:val="27"/>
-          <w:szCs w:val="27"/>
-        </w:rPr>
         <w:t>花蓮市區客運運量趨勢分析</w:t>
       </w:r>
     </w:p>
@@ -59,7 +39,7 @@
       <w:pPr>
         <w:spacing w:beforeLines="50" w:before="180" w:after="400"/>
         <w:rPr>
-          <w:rFonts w:ascii="標楷體" w:eastAsia="標楷體" w:hAnsi="標楷體"/>
+          <w:rFonts w:ascii="標楷體" w:eastAsia="標楷體" w:hAnsi="標楷體" w:hint="eastAsia"/>
           <w:b/>
           <w:bCs/>
           <w:sz w:val="27"/>
@@ -110,7 +90,7 @@
                     <pic:cNvPicPr/>
                   </pic:nvPicPr>
                   <pic:blipFill>
-                    <a:blip r:embed="rId7" cstate="print">
+                    <a:blip r:embed="rId5" cstate="print">
                       <a:extLst>
                         <a:ext uri="{28A0092B-C50C-407E-A947-70E740481C1C}">
                           <a14:useLocalDpi xmlns:a14="http://schemas.microsoft.com/office/drawing/2010/main" val="0"/>
@@ -161,7 +141,7 @@
         <w:spacing w:beforeLines="50" w:before="180" w:after="400"/>
         <w:jc w:val="both"/>
         <w:rPr>
-          <w:rFonts w:ascii="標楷體" w:eastAsia="標楷體" w:hAnsi="標楷體"/>
+          <w:rFonts w:ascii="標楷體" w:eastAsia="標楷體" w:hAnsi="標楷體" w:hint="eastAsia"/>
           <w:sz w:val="27"/>
           <w:szCs w:val="27"/>
         </w:rPr>
@@ -374,10 +354,10 @@
         </w:rPr>
         <w:lastRenderedPageBreak/>
         <w:drawing>
-          <wp:inline distT="0" distB="0" distL="0" distR="0" wp14:anchorId="05AB04CC" wp14:editId="63CC9E04">
-            <wp:extent cx="4445391" cy="3334310"/>
-            <wp:effectExtent l="0" t="0" r="0" b="0"/>
-            <wp:docPr id="1261244865" name="圖片 1"/>
+          <wp:inline distT="0" distB="0" distL="0" distR="0" wp14:anchorId="280D5A94" wp14:editId="2358B63C">
+            <wp:extent cx="4681691" cy="3511550"/>
+            <wp:effectExtent l="0" t="0" r="5080" b="0"/>
+            <wp:docPr id="1049050719" name="圖片 2"/>
             <wp:cNvGraphicFramePr>
               <a:graphicFrameLocks xmlns:a="http://schemas.openxmlformats.org/drawingml/2006/main" noChangeAspect="1"/>
             </wp:cNvGraphicFramePr>
@@ -385,11 +365,11 @@
               <a:graphicData uri="http://schemas.openxmlformats.org/drawingml/2006/picture">
                 <pic:pic xmlns:pic="http://schemas.openxmlformats.org/drawingml/2006/picture">
                   <pic:nvPicPr>
-                    <pic:cNvPr id="1261244865" name="圖片 1261244865"/>
+                    <pic:cNvPr id="1049050719" name="圖片 1049050719"/>
                     <pic:cNvPicPr/>
                   </pic:nvPicPr>
                   <pic:blipFill>
-                    <a:blip r:embed="rId8" cstate="print">
+                    <a:blip r:embed="rId6" cstate="print">
                       <a:extLst>
                         <a:ext uri="{28A0092B-C50C-407E-A947-70E740481C1C}">
                           <a14:useLocalDpi xmlns:a14="http://schemas.microsoft.com/office/drawing/2010/main" val="0"/>
@@ -403,7 +383,7 @@
                   <pic:spPr>
                     <a:xfrm>
                       <a:off x="0" y="0"/>
-                      <a:ext cx="4452088" cy="3339333"/>
+                      <a:ext cx="4688077" cy="3516340"/>
                     </a:xfrm>
                     <a:prstGeom prst="rect">
                       <a:avLst/>
@@ -440,7 +420,7 @@
         <w:spacing w:beforeLines="50" w:before="180" w:after="400"/>
         <w:jc w:val="both"/>
         <w:rPr>
-          <w:rFonts w:ascii="標楷體" w:eastAsia="標楷體" w:hAnsi="標楷體"/>
+          <w:rFonts w:ascii="標楷體" w:eastAsia="標楷體" w:hAnsi="標楷體" w:hint="eastAsia"/>
           <w:sz w:val="27"/>
           <w:szCs w:val="27"/>
         </w:rPr>
@@ -500,8 +480,9 @@
           <w:sz w:val="27"/>
           <w:szCs w:val="27"/>
         </w:rPr>
-        <w:t>第</w:t>
-      </w:r>
+        <w:t xml:space="preserve">第一章 </w:t>
+      </w:r>
+      <w:proofErr w:type="gramStart"/>
       <w:r>
         <w:rPr>
           <w:rFonts w:ascii="標楷體" w:eastAsia="標楷體" w:hAnsi="標楷體" w:hint="eastAsia"/>
@@ -510,8 +491,9 @@
           <w:sz w:val="27"/>
           <w:szCs w:val="27"/>
         </w:rPr>
-        <w:t>1</w:t>
-      </w:r>
+        <w:t>臺</w:t>
+      </w:r>
+      <w:proofErr w:type="gramEnd"/>
       <w:r>
         <w:rPr>
           <w:rFonts w:ascii="標楷體" w:eastAsia="標楷體" w:hAnsi="標楷體" w:hint="eastAsia"/>
@@ -520,7 +502,7 @@
           <w:sz w:val="27"/>
           <w:szCs w:val="27"/>
         </w:rPr>
-        <w:t xml:space="preserve">章 </w:t>
+        <w:t>東</w:t>
       </w:r>
       <w:r>
         <w:rPr>
@@ -530,16 +512,6 @@
           <w:sz w:val="27"/>
           <w:szCs w:val="27"/>
         </w:rPr>
-        <w:t>臺東</w:t>
-      </w:r>
-      <w:r>
-        <w:rPr>
-          <w:rFonts w:ascii="標楷體" w:eastAsia="標楷體" w:hAnsi="標楷體" w:hint="eastAsia"/>
-          <w:b/>
-          <w:bCs/>
-          <w:sz w:val="27"/>
-          <w:szCs w:val="27"/>
-        </w:rPr>
         <w:t>市區客運運量趨勢分析</w:t>
       </w:r>
     </w:p>
@@ -548,7 +520,7 @@
         <w:spacing w:beforeLines="50" w:before="180" w:after="400"/>
         <w:jc w:val="center"/>
         <w:rPr>
-          <w:rFonts w:ascii="標楷體" w:eastAsia="標楷體" w:hAnsi="標楷體"/>
+          <w:rFonts w:ascii="標楷體" w:eastAsia="標楷體" w:hAnsi="標楷體" w:hint="eastAsia"/>
           <w:sz w:val="27"/>
           <w:szCs w:val="27"/>
         </w:rPr>
@@ -588,7 +560,7 @@
                     <pic:cNvPicPr/>
                   </pic:nvPicPr>
                   <pic:blipFill>
-                    <a:blip r:embed="rId9" cstate="print">
+                    <a:blip r:embed="rId7" cstate="print">
                       <a:extLst>
                         <a:ext uri="{28A0092B-C50C-407E-A947-70E740481C1C}">
                           <a14:useLocalDpi xmlns:a14="http://schemas.microsoft.com/office/drawing/2010/main" val="0"/>
@@ -655,7 +627,7 @@
         <w:spacing w:beforeLines="50" w:before="180" w:after="400"/>
         <w:jc w:val="both"/>
         <w:rPr>
-          <w:rFonts w:ascii="標楷體" w:eastAsia="標楷體" w:hAnsi="標楷體"/>
+          <w:rFonts w:ascii="標楷體" w:eastAsia="標楷體" w:hAnsi="標楷體" w:hint="eastAsia"/>
           <w:sz w:val="27"/>
           <w:szCs w:val="27"/>
         </w:rPr>
@@ -820,10 +792,10 @@
         </w:rPr>
         <w:lastRenderedPageBreak/>
         <w:drawing>
-          <wp:inline distT="0" distB="0" distL="0" distR="0" wp14:anchorId="64563779" wp14:editId="141369F1">
-            <wp:extent cx="4635305" cy="3476758"/>
-            <wp:effectExtent l="0" t="0" r="0" b="0"/>
-            <wp:docPr id="682995321" name="圖片 2"/>
+          <wp:inline distT="0" distB="0" distL="0" distR="0" wp14:anchorId="7628081C" wp14:editId="50D5E614">
+            <wp:extent cx="4508500" cy="3381646"/>
+            <wp:effectExtent l="0" t="0" r="6350" b="9525"/>
+            <wp:docPr id="1293605886" name="圖片 1"/>
             <wp:cNvGraphicFramePr>
               <a:graphicFrameLocks xmlns:a="http://schemas.openxmlformats.org/drawingml/2006/main" noChangeAspect="1"/>
             </wp:cNvGraphicFramePr>
@@ -831,11 +803,11 @@
               <a:graphicData uri="http://schemas.openxmlformats.org/drawingml/2006/picture">
                 <pic:pic xmlns:pic="http://schemas.openxmlformats.org/drawingml/2006/picture">
                   <pic:nvPicPr>
-                    <pic:cNvPr id="682995321" name="圖片 682995321"/>
+                    <pic:cNvPr id="1293605886" name="圖片 1293605886"/>
                     <pic:cNvPicPr/>
                   </pic:nvPicPr>
                   <pic:blipFill>
-                    <a:blip r:embed="rId10" cstate="print">
+                    <a:blip r:embed="rId8" cstate="print">
                       <a:extLst>
                         <a:ext uri="{28A0092B-C50C-407E-A947-70E740481C1C}">
                           <a14:useLocalDpi xmlns:a14="http://schemas.microsoft.com/office/drawing/2010/main" val="0"/>
@@ -849,7 +821,7 @@
                   <pic:spPr>
                     <a:xfrm>
                       <a:off x="0" y="0"/>
-                      <a:ext cx="4649262" cy="3487227"/>
+                      <a:ext cx="4522100" cy="3391847"/>
                     </a:xfrm>
                     <a:prstGeom prst="rect">
                       <a:avLst/>
@@ -867,7 +839,7 @@
         <w:spacing w:beforeLines="50" w:before="180" w:after="400"/>
         <w:jc w:val="center"/>
         <w:rPr>
-          <w:rFonts w:ascii="標楷體" w:eastAsia="標楷體" w:hAnsi="標楷體"/>
+          <w:rFonts w:ascii="標楷體" w:eastAsia="標楷體" w:hAnsi="標楷體" w:hint="eastAsia"/>
           <w:sz w:val="27"/>
           <w:szCs w:val="27"/>
         </w:rPr>
@@ -902,7 +874,7 @@
         <w:spacing w:beforeLines="50" w:before="180" w:after="400"/>
         <w:jc w:val="both"/>
         <w:rPr>
-          <w:rFonts w:ascii="標楷體" w:eastAsia="標楷體" w:hAnsi="標楷體"/>
+          <w:rFonts w:ascii="標楷體" w:eastAsia="標楷體" w:hAnsi="標楷體" w:hint="eastAsia"/>
           <w:sz w:val="27"/>
           <w:szCs w:val="27"/>
         </w:rPr>
@@ -1072,56 +1044,6 @@
     </w:sectPr>
   </w:body>
 </w:document>
-</file>
-
-<file path=word/endnotes.xml><?xml version="1.0" encoding="utf-8"?>
-<w:endnotes xmlns:wpc="http://schemas.microsoft.com/office/word/2010/wordprocessingCanvas" xmlns:cx="http://schemas.microsoft.com/office/drawing/2014/chartex" xmlns:cx1="http://schemas.microsoft.com/office/drawing/2015/9/8/chartex" xmlns:cx2="http://schemas.microsoft.com/office/drawing/2015/10/21/chartex" xmlns:cx3="http://schemas.microsoft.com/office/drawing/2016/5/9/chartex" xmlns:cx4="http://schemas.microsoft.com/office/drawing/2016/5/10/chartex" xmlns:cx5="http://schemas.microsoft.com/office/drawing/2016/5/11/chartex" xmlns:cx6="http://schemas.microsoft.com/office/drawing/2016/5/12/chartex" xmlns:cx7="http://schemas.microsoft.com/office/drawing/2016/5/13/chartex" xmlns:cx8="http://schemas.microsoft.com/office/drawing/2016/5/14/chartex" xmlns:mc="http://schemas.openxmlformats.org/markup-compatibility/2006" xmlns:aink="http://schemas.microsoft.com/office/drawing/2016/ink" xmlns:am3d="http://schemas.microsoft.com/office/drawing/2017/model3d" xmlns:o="urn:schemas-microsoft-com:office:office" xmlns:oel="http://schemas.microsoft.com/office/2019/extlst" xmlns:r="http://schemas.openxmlformats.org/officeDocument/2006/relationships" xmlns:m="http://schemas.openxmlformats.org/officeDocument/2006/math" xmlns:v="urn:schemas-microsoft-com:vml" xmlns:wp14="http://schemas.microsoft.com/office/word/2010/wordprocessingDrawing" xmlns:wp="http://schemas.openxmlformats.org/drawingml/2006/wordprocessingDrawing" xmlns:w10="urn:schemas-microsoft-com:office:word" xmlns:w="http://schemas.openxmlformats.org/wordprocessingml/2006/main" xmlns:w14="http://schemas.microsoft.com/office/word/2010/wordml" xmlns:w15="http://schemas.microsoft.com/office/word/2012/wordml" xmlns:w16cex="http://schemas.microsoft.com/office/word/2018/wordml/cex" xmlns:w16cid="http://schemas.microsoft.com/office/word/2016/wordml/cid" xmlns:w16="http://schemas.microsoft.com/office/word/2018/wordml" xmlns:w16du="http://schemas.microsoft.com/office/word/2023/wordml/word16du" xmlns:w16sdtdh="http://schemas.microsoft.com/office/word/2020/wordml/sdtdatahash" xmlns:w16sdtfl="http://schemas.microsoft.com/office/word/2024/wordml/sdtformatlock" xmlns:w16se="http://schemas.microsoft.com/office/word/2015/wordml/symex" xmlns:wpg="http://schemas.microsoft.com/office/word/2010/wordprocessingGroup" xmlns:wpi="http://schemas.microsoft.com/office/word/2010/wordprocessingInk" xmlns:wne="http://schemas.microsoft.com/office/word/2006/wordml" xmlns:wps="http://schemas.microsoft.com/office/word/2010/wordprocessingShape" mc:Ignorable="w14 w15 w16se w16cid w16 w16cex w16sdtdh w16sdtfl w16du wp14">
-  <w:endnote w:type="separator" w:id="-1">
-    <w:p>
-      <w:pPr>
-        <w:spacing w:after="0" w:line="240" w:lineRule="auto"/>
-      </w:pPr>
-      <w:r>
-        <w:separator/>
-      </w:r>
-    </w:p>
-  </w:endnote>
-  <w:endnote w:type="continuationSeparator" w:id="0">
-    <w:p>
-      <w:pPr>
-        <w:spacing w:after="0" w:line="240" w:lineRule="auto"/>
-      </w:pPr>
-      <w:r>
-        <w:continuationSeparator/>
-      </w:r>
-    </w:p>
-  </w:endnote>
-</w:endnotes>
-</file>
-
-<file path=word/footnotes.xml><?xml version="1.0" encoding="utf-8"?>
-<w:footnotes xmlns:wpc="http://schemas.microsoft.com/office/word/2010/wordprocessingCanvas" xmlns:cx="http://schemas.microsoft.com/office/drawing/2014/chartex" xmlns:cx1="http://schemas.microsoft.com/office/drawing/2015/9/8/chartex" xmlns:cx2="http://schemas.microsoft.com/office/drawing/2015/10/21/chartex" xmlns:cx3="http://schemas.microsoft.com/office/drawing/2016/5/9/chartex" xmlns:cx4="http://schemas.microsoft.com/office/drawing/2016/5/10/chartex" xmlns:cx5="http://schemas.microsoft.com/office/drawing/2016/5/11/chartex" xmlns:cx6="http://schemas.microsoft.com/office/drawing/2016/5/12/chartex" xmlns:cx7="http://schemas.microsoft.com/office/drawing/2016/5/13/chartex" xmlns:cx8="http://schemas.microsoft.com/office/drawing/2016/5/14/chartex" xmlns:mc="http://schemas.openxmlformats.org/markup-compatibility/2006" xmlns:aink="http://schemas.microsoft.com/office/drawing/2016/ink" xmlns:am3d="http://schemas.microsoft.com/office/drawing/2017/model3d" xmlns:o="urn:schemas-microsoft-com:office:office" xmlns:oel="http://schemas.microsoft.com/office/2019/extlst" xmlns:r="http://schemas.openxmlformats.org/officeDocument/2006/relationships" xmlns:m="http://schemas.openxmlformats.org/officeDocument/2006/math" xmlns:v="urn:schemas-microsoft-com:vml" xmlns:wp14="http://schemas.microsoft.com/office/word/2010/wordprocessingDrawing" xmlns:wp="http://schemas.openxmlformats.org/drawingml/2006/wordprocessingDrawing" xmlns:w10="urn:schemas-microsoft-com:office:word" xmlns:w="http://schemas.openxmlformats.org/wordprocessingml/2006/main" xmlns:w14="http://schemas.microsoft.com/office/word/2010/wordml" xmlns:w15="http://schemas.microsoft.com/office/word/2012/wordml" xmlns:w16cex="http://schemas.microsoft.com/office/word/2018/wordml/cex" xmlns:w16cid="http://schemas.microsoft.com/office/word/2016/wordml/cid" xmlns:w16="http://schemas.microsoft.com/office/word/2018/wordml" xmlns:w16du="http://schemas.microsoft.com/office/word/2023/wordml/word16du" xmlns:w16sdtdh="http://schemas.microsoft.com/office/word/2020/wordml/sdtdatahash" xmlns:w16sdtfl="http://schemas.microsoft.com/office/word/2024/wordml/sdtformatlock" xmlns:w16se="http://schemas.microsoft.com/office/word/2015/wordml/symex" xmlns:wpg="http://schemas.microsoft.com/office/word/2010/wordprocessingGroup" xmlns:wpi="http://schemas.microsoft.com/office/word/2010/wordprocessingInk" xmlns:wne="http://schemas.microsoft.com/office/word/2006/wordml" xmlns:wps="http://schemas.microsoft.com/office/word/2010/wordprocessingShape" mc:Ignorable="w14 w15 w16se w16cid w16 w16cex w16sdtdh w16sdtfl w16du wp14">
-  <w:footnote w:type="separator" w:id="-1">
-    <w:p>
-      <w:pPr>
-        <w:spacing w:after="0" w:line="240" w:lineRule="auto"/>
-      </w:pPr>
-      <w:r>
-        <w:separator/>
-      </w:r>
-    </w:p>
-  </w:footnote>
-  <w:footnote w:type="continuationSeparator" w:id="0">
-    <w:p>
-      <w:pPr>
-        <w:spacing w:after="0" w:line="240" w:lineRule="auto"/>
-      </w:pPr>
-      <w:r>
-        <w:continuationSeparator/>
-      </w:r>
-    </w:p>
-  </w:footnote>
-</w:footnotes>
 </file>
 
 <file path=word/numbering.xml><?xml version="1.0" encoding="utf-8"?>
@@ -1827,7 +1749,6 @@
   <w:style w:type="character" w:default="1" w:styleId="a0">
     <w:name w:val="Default Paragraph Font"/>
     <w:uiPriority w:val="1"/>
-    <w:semiHidden/>
     <w:unhideWhenUsed/>
   </w:style>
   <w:style w:type="table" w:default="1" w:styleId="a1">
@@ -2137,66 +2058,6 @@
       <w:smallCaps/>
       <w:color w:val="0F4761" w:themeColor="accent1" w:themeShade="BF"/>
       <w:spacing w:val="5"/>
-    </w:rPr>
-  </w:style>
-  <w:style w:type="paragraph" w:styleId="ae">
-    <w:name w:val="header"/>
-    <w:basedOn w:val="a"/>
-    <w:link w:val="af"/>
-    <w:uiPriority w:val="99"/>
-    <w:unhideWhenUsed/>
-    <w:rsid w:val="007B3DA8"/>
-    <w:pPr>
-      <w:tabs>
-        <w:tab w:val="center" w:pos="4153"/>
-        <w:tab w:val="right" w:pos="8306"/>
-      </w:tabs>
-      <w:snapToGrid w:val="0"/>
-    </w:pPr>
-    <w:rPr>
-      <w:sz w:val="20"/>
-      <w:szCs w:val="20"/>
-    </w:rPr>
-  </w:style>
-  <w:style w:type="character" w:customStyle="1" w:styleId="af">
-    <w:name w:val="頁首 字元"/>
-    <w:basedOn w:val="a0"/>
-    <w:link w:val="ae"/>
-    <w:uiPriority w:val="99"/>
-    <w:rsid w:val="007B3DA8"/>
-    <w:rPr>
-      <w:sz w:val="20"/>
-      <w:szCs w:val="20"/>
-    </w:rPr>
-  </w:style>
-  <w:style w:type="paragraph" w:styleId="af0">
-    <w:name w:val="footer"/>
-    <w:basedOn w:val="a"/>
-    <w:link w:val="af1"/>
-    <w:uiPriority w:val="99"/>
-    <w:unhideWhenUsed/>
-    <w:rsid w:val="007B3DA8"/>
-    <w:pPr>
-      <w:tabs>
-        <w:tab w:val="center" w:pos="4153"/>
-        <w:tab w:val="right" w:pos="8306"/>
-      </w:tabs>
-      <w:snapToGrid w:val="0"/>
-    </w:pPr>
-    <w:rPr>
-      <w:sz w:val="20"/>
-      <w:szCs w:val="20"/>
-    </w:rPr>
-  </w:style>
-  <w:style w:type="character" w:customStyle="1" w:styleId="af1">
-    <w:name w:val="頁尾 字元"/>
-    <w:basedOn w:val="a0"/>
-    <w:link w:val="af0"/>
-    <w:uiPriority w:val="99"/>
-    <w:rsid w:val="007B3DA8"/>
-    <w:rPr>
-      <w:sz w:val="20"/>
-      <w:szCs w:val="20"/>
     </w:rPr>
   </w:style>
 </w:styles>

--- a/語憶/114年上半年分析/114年上半分析報告.docx
+++ b/語憶/114年上半年分析/114年上半分析報告.docx
@@ -130,7 +130,7 @@
                     <pic:cNvPicPr/>
                   </pic:nvPicPr>
                   <pic:blipFill>
-                    <a:blip r:embed="rId7" cstate="print">
+                    <a:blip r:embed="rId8" cstate="print">
                       <a:extLst>
                         <a:ext uri="{28A0092B-C50C-407E-A947-70E740481C1C}">
                           <a14:useLocalDpi xmlns:a14="http://schemas.microsoft.com/office/drawing/2010/main" val="0"/>
@@ -217,7 +217,23 @@
           <w:sz w:val="27"/>
           <w:szCs w:val="27"/>
         </w:rPr>
-        <w:t>，1</w:t>
+        <w:t>，</w:t>
+      </w:r>
+      <w:r>
+        <w:rPr>
+          <w:rFonts w:ascii="標楷體" w:eastAsia="標楷體" w:hAnsi="標楷體" w:hint="eastAsia"/>
+          <w:sz w:val="27"/>
+          <w:szCs w:val="27"/>
+        </w:rPr>
+        <w:t>114年上半年的花蓮市區客運的逐月運量趨勢，</w:t>
+      </w:r>
+      <w:r>
+        <w:rPr>
+          <w:rFonts w:ascii="標楷體" w:eastAsia="標楷體" w:hAnsi="標楷體"/>
+          <w:sz w:val="27"/>
+          <w:szCs w:val="27"/>
+        </w:rPr>
+        <w:t>1</w:t>
       </w:r>
       <w:r>
         <w:rPr>
@@ -246,6 +262,15 @@
       <w:r>
         <w:rPr>
           <w:rFonts w:ascii="標楷體" w:eastAsia="標楷體" w:hAnsi="標楷體" w:hint="eastAsia"/>
+          <w:color w:val="EE0000"/>
+          <w:sz w:val="27"/>
+          <w:szCs w:val="27"/>
+        </w:rPr>
+        <w:t>逢農曆過年</w:t>
+      </w:r>
+      <w:r>
+        <w:rPr>
+          <w:rFonts w:ascii="標楷體" w:eastAsia="標楷體" w:hAnsi="標楷體" w:hint="eastAsia"/>
           <w:sz w:val="27"/>
           <w:szCs w:val="27"/>
         </w:rPr>
@@ -278,14 +303,23 @@
       <w:r>
         <w:rPr>
           <w:rFonts w:ascii="標楷體" w:eastAsia="標楷體" w:hAnsi="標楷體" w:hint="eastAsia"/>
-          <w:sz w:val="27"/>
-          <w:szCs w:val="27"/>
-        </w:rPr>
-        <w:t>人次差異不大</w:t>
-      </w:r>
-      <w:r>
-        <w:rPr>
-          <w:rFonts w:ascii="標楷體" w:eastAsia="標楷體" w:hAnsi="標楷體"/>
+          <w:color w:val="EE0000"/>
+          <w:sz w:val="27"/>
+          <w:szCs w:val="27"/>
+        </w:rPr>
+        <w:t>次數</w:t>
+      </w:r>
+      <w:r>
+        <w:rPr>
+          <w:rFonts w:ascii="標楷體" w:eastAsia="標楷體" w:hAnsi="標楷體" w:hint="eastAsia"/>
+          <w:sz w:val="27"/>
+          <w:szCs w:val="27"/>
+        </w:rPr>
+        <w:t>差異不大</w:t>
+      </w:r>
+      <w:r>
+        <w:rPr>
+          <w:rFonts w:ascii="標楷體" w:eastAsia="標楷體" w:hAnsi="標楷體" w:hint="eastAsia"/>
           <w:sz w:val="27"/>
           <w:szCs w:val="27"/>
         </w:rPr>
@@ -294,6 +328,59 @@
       <w:r>
         <w:rPr>
           <w:rFonts w:ascii="標楷體" w:eastAsia="標楷體" w:hAnsi="標楷體" w:hint="eastAsia"/>
+          <w:color w:val="EE0000"/>
+          <w:sz w:val="27"/>
+          <w:szCs w:val="27"/>
+        </w:rPr>
+        <w:t>顯示年節縣民返鄉的需求並未</w:t>
+      </w:r>
+      <w:r>
+        <w:rPr>
+          <w:rFonts w:ascii="標楷體" w:eastAsia="標楷體" w:hAnsi="標楷體" w:hint="eastAsia"/>
+          <w:color w:val="EE0000"/>
+          <w:sz w:val="27"/>
+          <w:szCs w:val="27"/>
+        </w:rPr>
+        <w:t>顯著</w:t>
+      </w:r>
+      <w:r>
+        <w:rPr>
+          <w:rFonts w:ascii="標楷體" w:eastAsia="標楷體" w:hAnsi="標楷體" w:hint="eastAsia"/>
+          <w:color w:val="EE0000"/>
+          <w:sz w:val="27"/>
+          <w:szCs w:val="27"/>
+        </w:rPr>
+        <w:t>反應到公車及客運的</w:t>
+      </w:r>
+      <w:r>
+        <w:rPr>
+          <w:rFonts w:ascii="標楷體" w:eastAsia="標楷體" w:hAnsi="標楷體" w:hint="eastAsia"/>
+          <w:color w:val="EE0000"/>
+          <w:sz w:val="27"/>
+          <w:szCs w:val="27"/>
+        </w:rPr>
+        <w:t>整體</w:t>
+      </w:r>
+      <w:r>
+        <w:rPr>
+          <w:rFonts w:ascii="標楷體" w:eastAsia="標楷體" w:hAnsi="標楷體" w:hint="eastAsia"/>
+          <w:color w:val="EE0000"/>
+          <w:sz w:val="27"/>
+          <w:szCs w:val="27"/>
+        </w:rPr>
+        <w:t>運量上</w:t>
+      </w:r>
+      <w:r>
+        <w:rPr>
+          <w:rFonts w:ascii="標楷體" w:eastAsia="標楷體" w:hAnsi="標楷體" w:hint="eastAsia"/>
+          <w:sz w:val="27"/>
+          <w:szCs w:val="27"/>
+        </w:rPr>
+        <w:t>；</w:t>
+      </w:r>
+      <w:r>
+        <w:rPr>
+          <w:rFonts w:ascii="標楷體" w:eastAsia="標楷體" w:hAnsi="標楷體" w:hint="eastAsia"/>
           <w:sz w:val="27"/>
           <w:szCs w:val="27"/>
         </w:rPr>
@@ -301,7 +388,31 @@
       </w:r>
       <w:r>
         <w:rPr>
-          <w:rFonts w:ascii="標楷體" w:eastAsia="標楷體" w:hAnsi="標楷體"/>
+          <w:rFonts w:ascii="標楷體" w:eastAsia="標楷體" w:hAnsi="標楷體" w:hint="eastAsia"/>
+          <w:sz w:val="27"/>
+          <w:szCs w:val="27"/>
+        </w:rPr>
+        <w:t>2</w:t>
+      </w:r>
+      <w:r>
+        <w:rPr>
+          <w:rFonts w:ascii="標楷體" w:eastAsia="標楷體" w:hAnsi="標楷體" w:hint="eastAsia"/>
+          <w:sz w:val="27"/>
+          <w:szCs w:val="27"/>
+        </w:rPr>
+        <w:t>月</w:t>
+      </w:r>
+      <w:r>
+        <w:rPr>
+          <w:rFonts w:ascii="標楷體" w:eastAsia="標楷體" w:hAnsi="標楷體"/>
+          <w:sz w:val="27"/>
+          <w:szCs w:val="27"/>
+        </w:rPr>
+        <w:t>至</w:t>
+      </w:r>
+      <w:r>
+        <w:rPr>
+          <w:rFonts w:ascii="標楷體" w:eastAsia="標楷體" w:hAnsi="標楷體" w:hint="eastAsia"/>
           <w:sz w:val="27"/>
           <w:szCs w:val="27"/>
         </w:rPr>
@@ -309,7 +420,7 @@
       </w:r>
       <w:r>
         <w:rPr>
-          <w:rFonts w:ascii="標楷體" w:eastAsia="標楷體" w:hAnsi="標楷體" w:hint="eastAsia"/>
+          <w:rFonts w:ascii="標楷體" w:eastAsia="標楷體" w:hAnsi="標楷體"/>
           <w:sz w:val="27"/>
           <w:szCs w:val="27"/>
         </w:rPr>
@@ -317,11 +428,11 @@
       </w:r>
       <w:r>
         <w:rPr>
-          <w:rFonts w:ascii="標楷體" w:eastAsia="標楷體" w:hAnsi="標楷體"/>
-          <w:sz w:val="27"/>
-          <w:szCs w:val="27"/>
-        </w:rPr>
-        <w:t>至4月</w:t>
+          <w:rFonts w:ascii="標楷體" w:eastAsia="標楷體" w:hAnsi="標楷體" w:hint="eastAsia"/>
+          <w:sz w:val="27"/>
+          <w:szCs w:val="27"/>
+        </w:rPr>
+        <w:t>市區</w:t>
       </w:r>
       <w:r>
         <w:rPr>
@@ -345,19 +456,64 @@
           <w:sz w:val="27"/>
           <w:szCs w:val="27"/>
         </w:rPr>
-        <w:t>人數有</w:t>
-      </w:r>
-      <w:r>
-        <w:rPr>
-          <w:rFonts w:ascii="標楷體" w:eastAsia="標楷體" w:hAnsi="標楷體"/>
-          <w:sz w:val="27"/>
-          <w:szCs w:val="27"/>
-        </w:rPr>
-        <w:t>明顯上升，</w:t>
-      </w:r>
-      <w:r>
-        <w:rPr>
-          <w:rFonts w:ascii="標楷體" w:eastAsia="標楷體" w:hAnsi="標楷體" w:hint="eastAsia"/>
+        <w:t>次</w:t>
+      </w:r>
+      <w:r>
+        <w:rPr>
+          <w:rFonts w:ascii="標楷體" w:eastAsia="標楷體" w:hAnsi="標楷體" w:hint="eastAsia"/>
+          <w:sz w:val="27"/>
+          <w:szCs w:val="27"/>
+        </w:rPr>
+        <w:t>數有</w:t>
+      </w:r>
+      <w:r>
+        <w:rPr>
+          <w:rFonts w:ascii="標楷體" w:eastAsia="標楷體" w:hAnsi="標楷體"/>
+          <w:sz w:val="27"/>
+          <w:szCs w:val="27"/>
+        </w:rPr>
+        <w:t>明顯上升</w:t>
+      </w:r>
+      <w:r>
+        <w:rPr>
+          <w:rFonts w:ascii="標楷體" w:eastAsia="標楷體" w:hAnsi="標楷體" w:hint="eastAsia"/>
+          <w:color w:val="EE0000"/>
+          <w:sz w:val="27"/>
+          <w:szCs w:val="27"/>
+        </w:rPr>
+        <w:t>並在3月至6月維持大致的</w:t>
+      </w:r>
+      <w:r>
+        <w:rPr>
+          <w:rFonts w:ascii="標楷體" w:eastAsia="標楷體" w:hAnsi="標楷體" w:hint="eastAsia"/>
+          <w:color w:val="EE0000"/>
+          <w:sz w:val="27"/>
+          <w:szCs w:val="27"/>
+        </w:rPr>
+        <w:t>搭乘量</w:t>
+      </w:r>
+      <w:r>
+        <w:rPr>
+          <w:rFonts w:ascii="標楷體" w:eastAsia="標楷體" w:hAnsi="標楷體"/>
+          <w:color w:val="EE0000"/>
+          <w:sz w:val="27"/>
+          <w:szCs w:val="27"/>
+        </w:rPr>
+        <w:t>，</w:t>
+      </w:r>
+      <w:r>
+        <w:rPr>
+          <w:rFonts w:ascii="標楷體" w:eastAsia="標楷體" w:hAnsi="標楷體" w:hint="eastAsia"/>
+          <w:color w:val="EE0000"/>
+          <w:sz w:val="27"/>
+          <w:szCs w:val="27"/>
+        </w:rPr>
+        <w:t>推測原因為學期開始，學生族群的通學需求回流而致</w:t>
+      </w:r>
+      <w:r>
+        <w:rPr>
+          <w:rFonts w:ascii="標楷體" w:eastAsia="標楷體" w:hAnsi="標楷體" w:hint="eastAsia"/>
+          <w:strike/>
           <w:sz w:val="27"/>
           <w:szCs w:val="27"/>
         </w:rPr>
@@ -366,6 +522,7 @@
       <w:r>
         <w:rPr>
           <w:rFonts w:ascii="標楷體" w:eastAsia="標楷體" w:hAnsi="標楷體"/>
+          <w:strike/>
           <w:sz w:val="27"/>
           <w:szCs w:val="27"/>
         </w:rPr>
@@ -374,6 +531,7 @@
       <w:r>
         <w:rPr>
           <w:rFonts w:ascii="標楷體" w:eastAsia="標楷體" w:hAnsi="標楷體" w:hint="eastAsia"/>
+          <w:strike/>
           <w:sz w:val="27"/>
           <w:szCs w:val="27"/>
         </w:rPr>
@@ -382,6 +540,7 @@
       <w:r>
         <w:rPr>
           <w:rFonts w:ascii="標楷體" w:eastAsia="標楷體" w:hAnsi="標楷體"/>
+          <w:strike/>
           <w:sz w:val="27"/>
           <w:szCs w:val="27"/>
         </w:rPr>
@@ -390,6 +549,7 @@
       <w:r>
         <w:rPr>
           <w:rFonts w:ascii="標楷體" w:eastAsia="標楷體" w:hAnsi="標楷體" w:hint="eastAsia"/>
+          <w:strike/>
           <w:sz w:val="27"/>
           <w:szCs w:val="27"/>
         </w:rPr>
@@ -398,6 +558,7 @@
       <w:r>
         <w:rPr>
           <w:rFonts w:ascii="標楷體" w:eastAsia="標楷體" w:hAnsi="標楷體" w:hint="eastAsia"/>
+          <w:strike/>
           <w:sz w:val="27"/>
           <w:szCs w:val="27"/>
         </w:rPr>
@@ -406,6 +567,7 @@
       <w:r>
         <w:rPr>
           <w:rFonts w:ascii="標楷體" w:eastAsia="標楷體" w:hAnsi="標楷體" w:hint="eastAsia"/>
+          <w:strike/>
           <w:sz w:val="27"/>
           <w:szCs w:val="27"/>
         </w:rPr>
@@ -414,6 +576,7 @@
       <w:r>
         <w:rPr>
           <w:rFonts w:ascii="標楷體" w:eastAsia="標楷體" w:hAnsi="標楷體" w:hint="eastAsia"/>
+          <w:strike/>
           <w:sz w:val="27"/>
           <w:szCs w:val="27"/>
         </w:rPr>
@@ -422,6 +585,7 @@
       <w:r>
         <w:rPr>
           <w:rFonts w:ascii="標楷體" w:eastAsia="標楷體" w:hAnsi="標楷體" w:hint="eastAsia"/>
+          <w:strike/>
           <w:sz w:val="27"/>
           <w:szCs w:val="27"/>
         </w:rPr>
@@ -430,6 +594,7 @@
       <w:r>
         <w:rPr>
           <w:rFonts w:ascii="標楷體" w:eastAsia="標楷體" w:hAnsi="標楷體" w:hint="eastAsia"/>
+          <w:strike/>
           <w:sz w:val="27"/>
           <w:szCs w:val="27"/>
         </w:rPr>
@@ -438,6 +603,7 @@
       <w:r>
         <w:rPr>
           <w:rFonts w:ascii="標楷體" w:eastAsia="標楷體" w:hAnsi="標楷體"/>
+          <w:strike/>
           <w:sz w:val="27"/>
           <w:szCs w:val="27"/>
         </w:rPr>
@@ -446,6 +612,7 @@
       <w:r>
         <w:rPr>
           <w:rFonts w:ascii="標楷體" w:eastAsia="標楷體" w:hAnsi="標楷體" w:hint="eastAsia"/>
+          <w:strike/>
           <w:sz w:val="27"/>
           <w:szCs w:val="27"/>
         </w:rPr>
@@ -454,6 +621,7 @@
       <w:r>
         <w:rPr>
           <w:rFonts w:ascii="標楷體" w:eastAsia="標楷體" w:hAnsi="標楷體" w:hint="eastAsia"/>
+          <w:strike/>
           <w:sz w:val="27"/>
           <w:szCs w:val="27"/>
         </w:rPr>
@@ -462,6 +630,7 @@
       <w:r>
         <w:rPr>
           <w:rFonts w:ascii="標楷體" w:eastAsia="標楷體" w:hAnsi="標楷體" w:hint="eastAsia"/>
+          <w:strike/>
           <w:sz w:val="27"/>
           <w:szCs w:val="27"/>
         </w:rPr>
@@ -470,6 +639,7 @@
       <w:r>
         <w:rPr>
           <w:rFonts w:ascii="標楷體" w:eastAsia="標楷體" w:hAnsi="標楷體"/>
+          <w:strike/>
           <w:sz w:val="27"/>
           <w:szCs w:val="27"/>
         </w:rPr>
@@ -478,6 +648,7 @@
       <w:r>
         <w:rPr>
           <w:rFonts w:ascii="標楷體" w:eastAsia="標楷體" w:hAnsi="標楷體" w:hint="eastAsia"/>
+          <w:strike/>
           <w:sz w:val="27"/>
           <w:szCs w:val="27"/>
         </w:rPr>
@@ -486,6 +657,7 @@
       <w:r>
         <w:rPr>
           <w:rFonts w:ascii="標楷體" w:eastAsia="標楷體" w:hAnsi="標楷體"/>
+          <w:strike/>
           <w:sz w:val="27"/>
           <w:szCs w:val="27"/>
         </w:rPr>
@@ -494,6 +666,7 @@
       <w:r>
         <w:rPr>
           <w:rFonts w:ascii="標楷體" w:eastAsia="標楷體" w:hAnsi="標楷體" w:hint="eastAsia"/>
+          <w:strike/>
           <w:sz w:val="27"/>
           <w:szCs w:val="27"/>
         </w:rPr>
@@ -502,6 +675,7 @@
       <w:r>
         <w:rPr>
           <w:rFonts w:ascii="標楷體" w:eastAsia="標楷體" w:hAnsi="標楷體"/>
+          <w:strike/>
           <w:sz w:val="27"/>
           <w:szCs w:val="27"/>
         </w:rPr>
@@ -510,6 +684,7 @@
       <w:r>
         <w:rPr>
           <w:rFonts w:ascii="標楷體" w:eastAsia="標楷體" w:hAnsi="標楷體" w:hint="eastAsia"/>
+          <w:strike/>
           <w:sz w:val="27"/>
           <w:szCs w:val="27"/>
         </w:rPr>
@@ -518,6 +693,7 @@
       <w:r>
         <w:rPr>
           <w:rFonts w:ascii="標楷體" w:eastAsia="標楷體" w:hAnsi="標楷體" w:hint="eastAsia"/>
+          <w:strike/>
           <w:sz w:val="27"/>
           <w:szCs w:val="27"/>
         </w:rPr>
@@ -526,82 +702,11 @@
       <w:r>
         <w:rPr>
           <w:rFonts w:ascii="標楷體" w:eastAsia="標楷體" w:hAnsi="標楷體"/>
+          <w:strike/>
           <w:sz w:val="27"/>
           <w:szCs w:val="27"/>
         </w:rPr>
         <w:t>客運需求</w:t>
-      </w:r>
-      <w:r>
-        <w:rPr>
-          <w:rFonts w:ascii="標楷體" w:eastAsia="標楷體" w:hAnsi="標楷體"/>
-          <w:sz w:val="27"/>
-          <w:szCs w:val="27"/>
-        </w:rPr>
-        <w:t>。5</w:t>
-      </w:r>
-      <w:r>
-        <w:rPr>
-          <w:rFonts w:ascii="標楷體" w:eastAsia="標楷體" w:hAnsi="標楷體" w:hint="eastAsia"/>
-          <w:sz w:val="27"/>
-          <w:szCs w:val="27"/>
-        </w:rPr>
-        <w:t>月至</w:t>
-      </w:r>
-      <w:r>
-        <w:rPr>
-          <w:rFonts w:ascii="標楷體" w:eastAsia="標楷體" w:hAnsi="標楷體"/>
-          <w:sz w:val="27"/>
-          <w:szCs w:val="27"/>
-        </w:rPr>
-        <w:t>6月</w:t>
-      </w:r>
-      <w:r>
-        <w:rPr>
-          <w:rFonts w:ascii="標楷體" w:eastAsia="標楷體" w:hAnsi="標楷體" w:hint="eastAsia"/>
-          <w:sz w:val="27"/>
-          <w:szCs w:val="27"/>
-        </w:rPr>
-        <w:t>搭乘人次略為</w:t>
-      </w:r>
-      <w:r>
-        <w:rPr>
-          <w:rFonts w:ascii="標楷體" w:eastAsia="標楷體" w:hAnsi="標楷體"/>
-          <w:sz w:val="27"/>
-          <w:szCs w:val="27"/>
-        </w:rPr>
-        <w:t>下降，</w:t>
-      </w:r>
-      <w:r>
-        <w:rPr>
-          <w:rFonts w:ascii="標楷體" w:eastAsia="標楷體" w:hAnsi="標楷體" w:hint="eastAsia"/>
-          <w:sz w:val="27"/>
-          <w:szCs w:val="27"/>
-        </w:rPr>
-        <w:t>可能</w:t>
-      </w:r>
-      <w:r>
-        <w:rPr>
-          <w:rFonts w:ascii="標楷體" w:eastAsia="標楷體" w:hAnsi="標楷體" w:hint="eastAsia"/>
-          <w:sz w:val="27"/>
-          <w:szCs w:val="27"/>
-        </w:rPr>
-        <w:t>因</w:t>
-      </w:r>
-      <w:r>
-        <w:rPr>
-          <w:rFonts w:ascii="標楷體" w:eastAsia="標楷體" w:hAnsi="標楷體"/>
-          <w:sz w:val="27"/>
-          <w:szCs w:val="27"/>
-        </w:rPr>
-        <w:t>部分地區交通</w:t>
-      </w:r>
-      <w:r>
-        <w:rPr>
-          <w:rFonts w:ascii="標楷體" w:eastAsia="標楷體" w:hAnsi="標楷體" w:hint="eastAsia"/>
-          <w:sz w:val="27"/>
-          <w:szCs w:val="27"/>
-        </w:rPr>
-        <w:t>尚未完善</w:t>
       </w:r>
       <w:r>
         <w:rPr>
@@ -708,7 +813,7 @@
                     <pic:cNvPicPr/>
                   </pic:nvPicPr>
                   <pic:blipFill>
-                    <a:blip r:embed="rId8" cstate="print">
+                    <a:blip r:embed="rId9" cstate="print">
                       <a:extLst>
                         <a:ext uri="{28A0092B-C50C-407E-A947-70E740481C1C}">
                           <a14:useLocalDpi xmlns:a14="http://schemas.microsoft.com/office/drawing/2010/main" val="0"/>
@@ -792,6 +897,7 @@
         <w:jc w:val="both"/>
         <w:rPr>
           <w:rFonts w:ascii="標楷體" w:eastAsia="標楷體" w:hAnsi="標楷體"/>
+          <w:strike/>
           <w:sz w:val="27"/>
           <w:szCs w:val="27"/>
         </w:rPr>
@@ -1119,6 +1225,7 @@
       <w:r>
         <w:rPr>
           <w:rFonts w:ascii="標楷體" w:eastAsia="標楷體" w:hAnsi="標楷體" w:hint="eastAsia"/>
+          <w:strike/>
           <w:sz w:val="27"/>
           <w:szCs w:val="27"/>
         </w:rPr>
@@ -1127,6 +1234,7 @@
       <w:r>
         <w:rPr>
           <w:rFonts w:ascii="標楷體" w:eastAsia="標楷體" w:hAnsi="標楷體" w:hint="eastAsia"/>
+          <w:strike/>
           <w:sz w:val="27"/>
           <w:szCs w:val="27"/>
         </w:rPr>
@@ -1135,6 +1243,7 @@
       <w:r>
         <w:rPr>
           <w:rFonts w:ascii="標楷體" w:eastAsia="標楷體" w:hAnsi="標楷體"/>
+          <w:strike/>
           <w:sz w:val="27"/>
           <w:szCs w:val="27"/>
         </w:rPr>
@@ -1143,6 +1252,7 @@
       <w:r>
         <w:rPr>
           <w:rFonts w:ascii="標楷體" w:eastAsia="標楷體" w:hAnsi="標楷體" w:hint="eastAsia"/>
+          <w:strike/>
           <w:sz w:val="27"/>
           <w:szCs w:val="27"/>
         </w:rPr>
@@ -1151,6 +1261,7 @@
       <w:r>
         <w:rPr>
           <w:rFonts w:ascii="標楷體" w:eastAsia="標楷體" w:hAnsi="標楷體" w:hint="eastAsia"/>
+          <w:strike/>
           <w:sz w:val="27"/>
           <w:szCs w:val="27"/>
         </w:rPr>
@@ -1159,6 +1270,7 @@
       <w:r>
         <w:rPr>
           <w:rFonts w:ascii="標楷體" w:eastAsia="標楷體" w:hAnsi="標楷體" w:hint="eastAsia"/>
+          <w:strike/>
           <w:sz w:val="27"/>
           <w:szCs w:val="27"/>
         </w:rPr>
@@ -1167,6 +1279,7 @@
       <w:r>
         <w:rPr>
           <w:rFonts w:ascii="標楷體" w:eastAsia="標楷體" w:hAnsi="標楷體" w:hint="eastAsia"/>
+          <w:strike/>
           <w:sz w:val="27"/>
           <w:szCs w:val="27"/>
         </w:rPr>
@@ -1175,6 +1288,7 @@
       <w:r>
         <w:rPr>
           <w:rFonts w:ascii="標楷體" w:eastAsia="標楷體" w:hAnsi="標楷體" w:hint="eastAsia"/>
+          <w:strike/>
           <w:sz w:val="27"/>
           <w:szCs w:val="27"/>
         </w:rPr>
@@ -1183,6 +1297,7 @@
       <w:r>
         <w:rPr>
           <w:rFonts w:ascii="標楷體" w:eastAsia="標楷體" w:hAnsi="標楷體" w:hint="eastAsia"/>
+          <w:strike/>
           <w:sz w:val="27"/>
           <w:szCs w:val="27"/>
         </w:rPr>
@@ -1191,6 +1306,7 @@
       <w:r>
         <w:rPr>
           <w:rFonts w:ascii="標楷體" w:eastAsia="標楷體" w:hAnsi="標楷體" w:hint="eastAsia"/>
+          <w:strike/>
           <w:sz w:val="27"/>
           <w:szCs w:val="27"/>
         </w:rPr>
@@ -1199,6 +1315,7 @@
       <w:r>
         <w:rPr>
           <w:rFonts w:ascii="標楷體" w:eastAsia="標楷體" w:hAnsi="標楷體" w:hint="eastAsia"/>
+          <w:strike/>
           <w:sz w:val="27"/>
           <w:szCs w:val="27"/>
         </w:rPr>
@@ -1207,6 +1324,7 @@
       <w:r>
         <w:rPr>
           <w:rFonts w:ascii="標楷體" w:eastAsia="標楷體" w:hAnsi="標楷體"/>
+          <w:strike/>
           <w:sz w:val="27"/>
           <w:szCs w:val="27"/>
         </w:rPr>
@@ -1215,6 +1333,7 @@
       <w:r>
         <w:rPr>
           <w:rFonts w:ascii="標楷體" w:eastAsia="標楷體" w:hAnsi="標楷體" w:hint="eastAsia"/>
+          <w:strike/>
           <w:sz w:val="27"/>
           <w:szCs w:val="27"/>
         </w:rPr>
@@ -1223,6 +1342,7 @@
       <w:r>
         <w:rPr>
           <w:rFonts w:ascii="標楷體" w:eastAsia="標楷體" w:hAnsi="標楷體" w:hint="eastAsia"/>
+          <w:strike/>
           <w:sz w:val="27"/>
           <w:szCs w:val="27"/>
         </w:rPr>
@@ -1231,6 +1351,7 @@
       <w:r>
         <w:rPr>
           <w:rFonts w:ascii="標楷體" w:eastAsia="標楷體" w:hAnsi="標楷體" w:hint="eastAsia"/>
+          <w:strike/>
           <w:sz w:val="27"/>
           <w:szCs w:val="27"/>
         </w:rPr>
@@ -1239,6 +1360,7 @@
       <w:r>
         <w:rPr>
           <w:rFonts w:ascii="標楷體" w:eastAsia="標楷體" w:hAnsi="標楷體"/>
+          <w:strike/>
           <w:sz w:val="27"/>
           <w:szCs w:val="27"/>
         </w:rPr>
@@ -1247,6 +1369,7 @@
       <w:r>
         <w:rPr>
           <w:rFonts w:ascii="標楷體" w:eastAsia="標楷體" w:hAnsi="標楷體" w:hint="eastAsia"/>
+          <w:strike/>
           <w:sz w:val="27"/>
           <w:szCs w:val="27"/>
         </w:rPr>
@@ -1255,6 +1378,7 @@
       <w:r>
         <w:rPr>
           <w:rFonts w:ascii="標楷體" w:eastAsia="標楷體" w:hAnsi="標楷體" w:hint="eastAsia"/>
+          <w:strike/>
           <w:sz w:val="27"/>
           <w:szCs w:val="27"/>
         </w:rPr>
@@ -1263,6 +1387,7 @@
       <w:r>
         <w:rPr>
           <w:rFonts w:ascii="標楷體" w:eastAsia="標楷體" w:hAnsi="標楷體"/>
+          <w:strike/>
           <w:sz w:val="27"/>
           <w:szCs w:val="27"/>
         </w:rPr>
@@ -1271,6 +1396,7 @@
       <w:r>
         <w:rPr>
           <w:rFonts w:ascii="標楷體" w:eastAsia="標楷體" w:hAnsi="標楷體" w:hint="eastAsia"/>
+          <w:strike/>
           <w:sz w:val="27"/>
           <w:szCs w:val="27"/>
         </w:rPr>
@@ -1279,6 +1405,7 @@
       <w:r>
         <w:rPr>
           <w:rFonts w:ascii="標楷體" w:eastAsia="標楷體" w:hAnsi="標楷體"/>
+          <w:strike/>
           <w:sz w:val="27"/>
           <w:szCs w:val="27"/>
         </w:rPr>
@@ -1327,6 +1454,7 @@
         </w:rPr>
         <w:t xml:space="preserve">章 </w:t>
       </w:r>
+      <w:proofErr w:type="gramStart"/>
       <w:r>
         <w:rPr>
           <w:rFonts w:ascii="標楷體" w:eastAsia="標楷體" w:hAnsi="標楷體" w:hint="eastAsia"/>
@@ -1335,7 +1463,18 @@
           <w:sz w:val="27"/>
           <w:szCs w:val="27"/>
         </w:rPr>
-        <w:t>臺東</w:t>
+        <w:t>臺</w:t>
+      </w:r>
+      <w:proofErr w:type="gramEnd"/>
+      <w:r>
+        <w:rPr>
+          <w:rFonts w:ascii="標楷體" w:eastAsia="標楷體" w:hAnsi="標楷體" w:hint="eastAsia"/>
+          <w:b/>
+          <w:bCs/>
+          <w:sz w:val="27"/>
+          <w:szCs w:val="27"/>
+        </w:rPr>
+        <w:t>東</w:t>
       </w:r>
       <w:r>
         <w:rPr>
@@ -1408,7 +1547,7 @@
                     <pic:cNvPicPr/>
                   </pic:nvPicPr>
                   <pic:blipFill>
-                    <a:blip r:embed="rId9" cstate="print">
+                    <a:blip r:embed="rId10" cstate="print">
                       <a:extLst>
                         <a:ext uri="{28A0092B-C50C-407E-A947-70E740481C1C}">
                           <a14:useLocalDpi xmlns:a14="http://schemas.microsoft.com/office/drawing/2010/main" val="0"/>
@@ -1557,45 +1696,241 @@
         </w:rPr>
         <w:t>.1.1可以看出，</w:t>
       </w:r>
-      <w:r>
-        <w:rPr>
-          <w:rFonts w:ascii="標楷體" w:eastAsia="標楷體" w:hAnsi="標楷體" w:hint="eastAsia"/>
-          <w:sz w:val="27"/>
-          <w:szCs w:val="27"/>
-        </w:rPr>
-        <w:t>114年1月6月</w:t>
-      </w:r>
-      <w:r>
-        <w:rPr>
-          <w:rFonts w:ascii="標楷體" w:eastAsia="標楷體" w:hAnsi="標楷體" w:hint="eastAsia"/>
-          <w:sz w:val="27"/>
-          <w:szCs w:val="27"/>
-        </w:rPr>
-        <w:t>臺東</w:t>
-      </w:r>
-      <w:r>
-        <w:rPr>
-          <w:rFonts w:ascii="標楷體" w:eastAsia="標楷體" w:hAnsi="標楷體" w:hint="eastAsia"/>
-          <w:sz w:val="27"/>
-          <w:szCs w:val="27"/>
-        </w:rPr>
-        <w:t>縣</w:t>
-      </w:r>
-      <w:r>
-        <w:rPr>
-          <w:rFonts w:ascii="標楷體" w:eastAsia="標楷體" w:hAnsi="標楷體" w:hint="eastAsia"/>
-          <w:sz w:val="27"/>
-          <w:szCs w:val="27"/>
-        </w:rPr>
-        <w:t>市區客運2月</w:t>
-      </w:r>
-      <w:r>
-        <w:rPr>
-          <w:rFonts w:ascii="標楷體" w:eastAsia="標楷體" w:hAnsi="標楷體" w:hint="eastAsia"/>
-          <w:sz w:val="27"/>
-          <w:szCs w:val="27"/>
-        </w:rPr>
-        <w:t>相較1月</w:t>
+      <w:proofErr w:type="gramStart"/>
+      <w:r>
+        <w:rPr>
+          <w:rFonts w:ascii="標楷體" w:eastAsia="標楷體" w:hAnsi="標楷體" w:hint="eastAsia"/>
+          <w:color w:val="EE0000"/>
+          <w:sz w:val="27"/>
+          <w:szCs w:val="27"/>
+        </w:rPr>
+        <w:t>臺</w:t>
+      </w:r>
+      <w:proofErr w:type="gramEnd"/>
+      <w:r>
+        <w:rPr>
+          <w:rFonts w:ascii="標楷體" w:eastAsia="標楷體" w:hAnsi="標楷體" w:hint="eastAsia"/>
+          <w:color w:val="EE0000"/>
+          <w:sz w:val="27"/>
+          <w:szCs w:val="27"/>
+        </w:rPr>
+        <w:t>東縣市區客運</w:t>
+      </w:r>
+      <w:r>
+        <w:rPr>
+          <w:rFonts w:ascii="標楷體" w:eastAsia="標楷體" w:hAnsi="標楷體" w:hint="eastAsia"/>
+          <w:color w:val="EE0000"/>
+          <w:sz w:val="27"/>
+          <w:szCs w:val="27"/>
+        </w:rPr>
+        <w:t>上半年運量呈現與花蓮縣市區客運相似的趨勢，在2月後呈現運量上升的趨勢</w:t>
+      </w:r>
+      <w:r>
+        <w:rPr>
+          <w:rFonts w:ascii="標楷體" w:eastAsia="標楷體" w:hAnsi="標楷體" w:hint="eastAsia"/>
+          <w:sz w:val="27"/>
+          <w:szCs w:val="27"/>
+        </w:rPr>
+        <w:t>。</w:t>
+      </w:r>
+      <w:r>
+        <w:rPr>
+          <w:rFonts w:ascii="標楷體" w:eastAsia="標楷體" w:hAnsi="標楷體" w:hint="eastAsia"/>
+          <w:sz w:val="27"/>
+          <w:szCs w:val="27"/>
+        </w:rPr>
+        <w:t>從</w:t>
+      </w:r>
+      <w:r>
+        <w:rPr>
+          <w:rFonts w:ascii="標楷體" w:eastAsia="標楷體" w:hAnsi="標楷體" w:hint="eastAsia"/>
+          <w:sz w:val="27"/>
+          <w:szCs w:val="27"/>
+        </w:rPr>
+        <w:t>3月</w:t>
+      </w:r>
+      <w:r>
+        <w:rPr>
+          <w:rFonts w:ascii="標楷體" w:eastAsia="標楷體" w:hAnsi="標楷體" w:hint="eastAsia"/>
+          <w:sz w:val="27"/>
+          <w:szCs w:val="27"/>
+        </w:rPr>
+        <w:t>至</w:t>
+      </w:r>
+      <w:r>
+        <w:rPr>
+          <w:rFonts w:ascii="標楷體" w:eastAsia="標楷體" w:hAnsi="標楷體" w:hint="eastAsia"/>
+          <w:sz w:val="27"/>
+          <w:szCs w:val="27"/>
+        </w:rPr>
+        <w:t>4月</w:t>
+      </w:r>
+      <w:r>
+        <w:rPr>
+          <w:rFonts w:ascii="標楷體" w:eastAsia="標楷體" w:hAnsi="標楷體" w:hint="eastAsia"/>
+          <w:sz w:val="27"/>
+          <w:szCs w:val="27"/>
+        </w:rPr>
+        <w:t>運量逐漸攀升</w:t>
+      </w:r>
+      <w:r>
+        <w:rPr>
+          <w:rFonts w:ascii="標楷體" w:eastAsia="標楷體" w:hAnsi="標楷體" w:hint="eastAsia"/>
+          <w:sz w:val="27"/>
+          <w:szCs w:val="27"/>
+        </w:rPr>
+        <w:t>，</w:t>
+      </w:r>
+      <w:r>
+        <w:rPr>
+          <w:rFonts w:ascii="標楷體" w:eastAsia="標楷體" w:hAnsi="標楷體" w:hint="eastAsia"/>
+          <w:color w:val="EE0000"/>
+          <w:sz w:val="27"/>
+          <w:szCs w:val="27"/>
+        </w:rPr>
+        <w:t>除了學生族群的通學需求回流外，</w:t>
+      </w:r>
+      <w:r>
+        <w:rPr>
+          <w:rFonts w:ascii="標楷體" w:eastAsia="標楷體" w:hAnsi="標楷體" w:hint="eastAsia"/>
+          <w:sz w:val="27"/>
+          <w:szCs w:val="27"/>
+        </w:rPr>
+        <w:t>猜測與</w:t>
+      </w:r>
+      <w:r>
+        <w:rPr>
+          <w:rFonts w:ascii="標楷體" w:eastAsia="標楷體" w:hAnsi="標楷體" w:hint="eastAsia"/>
+          <w:sz w:val="27"/>
+          <w:szCs w:val="27"/>
+        </w:rPr>
+        <w:t>當時</w:t>
+      </w:r>
+      <w:proofErr w:type="gramStart"/>
+      <w:r>
+        <w:rPr>
+          <w:rFonts w:ascii="標楷體" w:eastAsia="標楷體" w:hAnsi="標楷體" w:hint="eastAsia"/>
+          <w:sz w:val="27"/>
+          <w:szCs w:val="27"/>
+        </w:rPr>
+        <w:t>臺</w:t>
+      </w:r>
+      <w:proofErr w:type="gramEnd"/>
+      <w:r>
+        <w:rPr>
+          <w:rFonts w:ascii="標楷體" w:eastAsia="標楷體" w:hAnsi="標楷體" w:hint="eastAsia"/>
+          <w:sz w:val="27"/>
+          <w:szCs w:val="27"/>
+        </w:rPr>
+        <w:t>東舉辦的</w:t>
+      </w:r>
+      <w:proofErr w:type="gramStart"/>
+      <w:r>
+        <w:rPr>
+          <w:rFonts w:ascii="標楷體" w:eastAsia="標楷體" w:hAnsi="標楷體" w:hint="eastAsia"/>
+          <w:sz w:val="27"/>
+          <w:szCs w:val="27"/>
+        </w:rPr>
+        <w:t>慢食節</w:t>
+      </w:r>
+      <w:proofErr w:type="gramEnd"/>
+      <w:r>
+        <w:rPr>
+          <w:rFonts w:ascii="標楷體" w:eastAsia="標楷體" w:hAnsi="標楷體" w:hint="eastAsia"/>
+          <w:sz w:val="27"/>
+          <w:szCs w:val="27"/>
+        </w:rPr>
+        <w:t>及自然</w:t>
+      </w:r>
+      <w:proofErr w:type="gramStart"/>
+      <w:r>
+        <w:rPr>
+          <w:rFonts w:ascii="標楷體" w:eastAsia="標楷體" w:hAnsi="標楷體" w:hint="eastAsia"/>
+          <w:sz w:val="27"/>
+          <w:szCs w:val="27"/>
+        </w:rPr>
+        <w:t>醒慢活祭</w:t>
+      </w:r>
+      <w:proofErr w:type="gramEnd"/>
+      <w:r>
+        <w:rPr>
+          <w:rFonts w:ascii="標楷體" w:eastAsia="標楷體" w:hAnsi="標楷體" w:hint="eastAsia"/>
+          <w:sz w:val="27"/>
+          <w:szCs w:val="27"/>
+        </w:rPr>
+        <w:t>相關，吸引</w:t>
+      </w:r>
+      <w:r>
+        <w:rPr>
+          <w:rFonts w:ascii="標楷體" w:eastAsia="標楷體" w:hAnsi="標楷體" w:hint="eastAsia"/>
+          <w:sz w:val="27"/>
+          <w:szCs w:val="27"/>
+        </w:rPr>
+        <w:t>少量觀光</w:t>
+      </w:r>
+      <w:r>
+        <w:rPr>
+          <w:rFonts w:ascii="標楷體" w:eastAsia="標楷體" w:hAnsi="標楷體" w:hint="eastAsia"/>
+          <w:sz w:val="27"/>
+          <w:szCs w:val="27"/>
+        </w:rPr>
+        <w:t>客利用</w:t>
+      </w:r>
+      <w:r>
+        <w:rPr>
+          <w:rFonts w:ascii="標楷體" w:eastAsia="標楷體" w:hAnsi="標楷體" w:hint="eastAsia"/>
+          <w:sz w:val="27"/>
+          <w:szCs w:val="27"/>
+        </w:rPr>
+        <w:t>客運代步</w:t>
+      </w:r>
+      <w:r>
+        <w:rPr>
+          <w:rFonts w:ascii="標楷體" w:eastAsia="標楷體" w:hAnsi="標楷體" w:hint="eastAsia"/>
+          <w:sz w:val="27"/>
+          <w:szCs w:val="27"/>
+        </w:rPr>
+        <w:t>。</w:t>
+      </w:r>
+      <w:r>
+        <w:rPr>
+          <w:rFonts w:ascii="標楷體" w:eastAsia="標楷體" w:hAnsi="標楷體" w:hint="eastAsia"/>
+          <w:sz w:val="27"/>
+          <w:szCs w:val="27"/>
+        </w:rPr>
+        <w:t>而</w:t>
+      </w:r>
+      <w:r>
+        <w:rPr>
+          <w:rFonts w:ascii="標楷體" w:eastAsia="標楷體" w:hAnsi="標楷體" w:hint="eastAsia"/>
+          <w:sz w:val="27"/>
+          <w:szCs w:val="27"/>
+        </w:rPr>
+        <w:t>5</w:t>
+      </w:r>
+      <w:r>
+        <w:rPr>
+          <w:rFonts w:ascii="標楷體" w:eastAsia="標楷體" w:hAnsi="標楷體" w:hint="eastAsia"/>
+          <w:sz w:val="27"/>
+          <w:szCs w:val="27"/>
+        </w:rPr>
+        <w:t>月</w:t>
+      </w:r>
+      <w:r>
+        <w:rPr>
+          <w:rFonts w:ascii="標楷體" w:eastAsia="標楷體" w:hAnsi="標楷體" w:hint="eastAsia"/>
+          <w:sz w:val="27"/>
+          <w:szCs w:val="27"/>
+        </w:rPr>
+        <w:t>至</w:t>
+      </w:r>
+      <w:r>
+        <w:rPr>
+          <w:rFonts w:ascii="標楷體" w:eastAsia="標楷體" w:hAnsi="標楷體" w:hint="eastAsia"/>
+          <w:sz w:val="27"/>
+          <w:szCs w:val="27"/>
+        </w:rPr>
+        <w:t>6月</w:t>
       </w:r>
       <w:r>
         <w:rPr>
@@ -1608,10 +1943,47 @@
       <w:r>
         <w:rPr>
           <w:rFonts w:ascii="標楷體" w:eastAsia="標楷體" w:hAnsi="標楷體" w:hint="eastAsia"/>
-          <w:sz w:val="27"/>
-          <w:szCs w:val="27"/>
-        </w:rPr>
-        <w:t>略為下降</w:t>
+          <w:color w:val="EE0000"/>
+          <w:sz w:val="27"/>
+          <w:szCs w:val="27"/>
+        </w:rPr>
+        <w:t>即便只有小幅上升</w:t>
+      </w:r>
+      <w:r>
+        <w:rPr>
+          <w:rFonts w:ascii="標楷體" w:eastAsia="標楷體" w:hAnsi="標楷體" w:hint="eastAsia"/>
+          <w:color w:val="EE0000"/>
+          <w:sz w:val="27"/>
+          <w:szCs w:val="27"/>
+        </w:rPr>
+        <w:t>但</w:t>
+      </w:r>
+      <w:r>
+        <w:rPr>
+          <w:rFonts w:ascii="標楷體" w:eastAsia="標楷體" w:hAnsi="標楷體" w:hint="eastAsia"/>
+          <w:color w:val="EE0000"/>
+          <w:sz w:val="27"/>
+          <w:szCs w:val="27"/>
+        </w:rPr>
+        <w:t>有</w:t>
+      </w:r>
+      <w:r>
+        <w:rPr>
+          <w:rFonts w:ascii="標楷體" w:eastAsia="標楷體" w:hAnsi="標楷體" w:hint="eastAsia"/>
+          <w:color w:val="EE0000"/>
+          <w:sz w:val="27"/>
+          <w:szCs w:val="27"/>
+        </w:rPr>
+        <w:t>延續住</w:t>
+      </w:r>
+      <w:r>
+        <w:rPr>
+          <w:rFonts w:ascii="標楷體" w:eastAsia="標楷體" w:hAnsi="標楷體" w:hint="eastAsia"/>
+          <w:color w:val="EE0000"/>
+          <w:sz w:val="27"/>
+          <w:szCs w:val="27"/>
+        </w:rPr>
+        <w:t>上升的趨勢</w:t>
       </w:r>
       <w:r>
         <w:rPr>
@@ -1627,39 +1999,57 @@
           <w:sz w:val="27"/>
           <w:szCs w:val="27"/>
         </w:rPr>
-        <w:t>從</w:t>
-      </w:r>
-      <w:r>
-        <w:rPr>
-          <w:rFonts w:ascii="標楷體" w:eastAsia="標楷體" w:hAnsi="標楷體" w:hint="eastAsia"/>
-          <w:sz w:val="27"/>
-          <w:szCs w:val="27"/>
-        </w:rPr>
-        <w:t>3月</w:t>
-      </w:r>
-      <w:r>
-        <w:rPr>
-          <w:rFonts w:ascii="標楷體" w:eastAsia="標楷體" w:hAnsi="標楷體" w:hint="eastAsia"/>
-          <w:sz w:val="27"/>
-          <w:szCs w:val="27"/>
-        </w:rPr>
-        <w:t>至</w:t>
-      </w:r>
-      <w:r>
-        <w:rPr>
-          <w:rFonts w:ascii="標楷體" w:eastAsia="標楷體" w:hAnsi="標楷體" w:hint="eastAsia"/>
-          <w:sz w:val="27"/>
-          <w:szCs w:val="27"/>
-        </w:rPr>
-        <w:t>4月</w:t>
-      </w:r>
-      <w:r>
-        <w:rPr>
-          <w:rFonts w:ascii="標楷體" w:eastAsia="標楷體" w:hAnsi="標楷體" w:hint="eastAsia"/>
-          <w:sz w:val="27"/>
-          <w:szCs w:val="27"/>
-        </w:rPr>
-        <w:t>運量逐漸攀升</w:t>
+        <w:t>反映出</w:t>
+      </w:r>
+      <w:r>
+        <w:rPr>
+          <w:rFonts w:ascii="標楷體" w:eastAsia="標楷體" w:hAnsi="標楷體" w:hint="eastAsia"/>
+          <w:sz w:val="27"/>
+          <w:szCs w:val="27"/>
+        </w:rPr>
+        <w:t>地方政府</w:t>
+      </w:r>
+      <w:r>
+        <w:rPr>
+          <w:rFonts w:ascii="標楷體" w:eastAsia="標楷體" w:hAnsi="標楷體" w:hint="eastAsia"/>
+          <w:sz w:val="27"/>
+          <w:szCs w:val="27"/>
+        </w:rPr>
+        <w:t>在</w:t>
+      </w:r>
+      <w:r>
+        <w:rPr>
+          <w:rFonts w:ascii="標楷體" w:eastAsia="標楷體" w:hAnsi="標楷體" w:hint="eastAsia"/>
+          <w:sz w:val="27"/>
+          <w:szCs w:val="27"/>
+        </w:rPr>
+        <w:t>持續促進</w:t>
+      </w:r>
+      <w:r>
+        <w:rPr>
+          <w:rFonts w:ascii="標楷體" w:eastAsia="標楷體" w:hAnsi="標楷體" w:hint="eastAsia"/>
+          <w:sz w:val="27"/>
+          <w:szCs w:val="27"/>
+        </w:rPr>
+        <w:t>觀光活動</w:t>
+      </w:r>
+      <w:r>
+        <w:rPr>
+          <w:rFonts w:ascii="標楷體" w:eastAsia="標楷體" w:hAnsi="標楷體" w:hint="eastAsia"/>
+          <w:color w:val="EE0000"/>
+          <w:sz w:val="27"/>
+          <w:szCs w:val="27"/>
+        </w:rPr>
+        <w:t>的</w:t>
+      </w:r>
+      <w:r>
+        <w:rPr>
+          <w:rFonts w:ascii="標楷體" w:eastAsia="標楷體" w:hAnsi="標楷體" w:hint="eastAsia"/>
+          <w:color w:val="EE0000"/>
+          <w:sz w:val="27"/>
+          <w:szCs w:val="27"/>
+        </w:rPr>
+        <w:t>努力</w:t>
       </w:r>
       <w:r>
         <w:rPr>
@@ -1675,150 +2065,6 @@
           <w:sz w:val="27"/>
           <w:szCs w:val="27"/>
         </w:rPr>
-        <w:t>猜測與</w:t>
-      </w:r>
-      <w:r>
-        <w:rPr>
-          <w:rFonts w:ascii="標楷體" w:eastAsia="標楷體" w:hAnsi="標楷體" w:hint="eastAsia"/>
-          <w:sz w:val="27"/>
-          <w:szCs w:val="27"/>
-        </w:rPr>
-        <w:t>當時臺東舉辦的慢食節及自然醒慢活祭相關，吸引</w:t>
-      </w:r>
-      <w:r>
-        <w:rPr>
-          <w:rFonts w:ascii="標楷體" w:eastAsia="標楷體" w:hAnsi="標楷體" w:hint="eastAsia"/>
-          <w:sz w:val="27"/>
-          <w:szCs w:val="27"/>
-        </w:rPr>
-        <w:t>少量觀光</w:t>
-      </w:r>
-      <w:r>
-        <w:rPr>
-          <w:rFonts w:ascii="標楷體" w:eastAsia="標楷體" w:hAnsi="標楷體" w:hint="eastAsia"/>
-          <w:sz w:val="27"/>
-          <w:szCs w:val="27"/>
-        </w:rPr>
-        <w:t>客利用</w:t>
-      </w:r>
-      <w:r>
-        <w:rPr>
-          <w:rFonts w:ascii="標楷體" w:eastAsia="標楷體" w:hAnsi="標楷體" w:hint="eastAsia"/>
-          <w:sz w:val="27"/>
-          <w:szCs w:val="27"/>
-        </w:rPr>
-        <w:t>客運代步</w:t>
-      </w:r>
-      <w:r>
-        <w:rPr>
-          <w:rFonts w:ascii="標楷體" w:eastAsia="標楷體" w:hAnsi="標楷體" w:hint="eastAsia"/>
-          <w:sz w:val="27"/>
-          <w:szCs w:val="27"/>
-        </w:rPr>
-        <w:t>。</w:t>
-      </w:r>
-      <w:r>
-        <w:rPr>
-          <w:rFonts w:ascii="標楷體" w:eastAsia="標楷體" w:hAnsi="標楷體" w:hint="eastAsia"/>
-          <w:sz w:val="27"/>
-          <w:szCs w:val="27"/>
-        </w:rPr>
-        <w:t>而</w:t>
-      </w:r>
-      <w:r>
-        <w:rPr>
-          <w:rFonts w:ascii="標楷體" w:eastAsia="標楷體" w:hAnsi="標楷體" w:hint="eastAsia"/>
-          <w:sz w:val="27"/>
-          <w:szCs w:val="27"/>
-        </w:rPr>
-        <w:t>5</w:t>
-      </w:r>
-      <w:r>
-        <w:rPr>
-          <w:rFonts w:ascii="標楷體" w:eastAsia="標楷體" w:hAnsi="標楷體" w:hint="eastAsia"/>
-          <w:sz w:val="27"/>
-          <w:szCs w:val="27"/>
-        </w:rPr>
-        <w:t>月</w:t>
-      </w:r>
-      <w:r>
-        <w:rPr>
-          <w:rFonts w:ascii="標楷體" w:eastAsia="標楷體" w:hAnsi="標楷體" w:hint="eastAsia"/>
-          <w:sz w:val="27"/>
-          <w:szCs w:val="27"/>
-        </w:rPr>
-        <w:t>至</w:t>
-      </w:r>
-      <w:r>
-        <w:rPr>
-          <w:rFonts w:ascii="標楷體" w:eastAsia="標楷體" w:hAnsi="標楷體" w:hint="eastAsia"/>
-          <w:sz w:val="27"/>
-          <w:szCs w:val="27"/>
-        </w:rPr>
-        <w:t>6月</w:t>
-      </w:r>
-      <w:r>
-        <w:rPr>
-          <w:rFonts w:ascii="標楷體" w:eastAsia="標楷體" w:hAnsi="標楷體" w:hint="eastAsia"/>
-          <w:sz w:val="27"/>
-          <w:szCs w:val="27"/>
-        </w:rPr>
-        <w:t>運量</w:t>
-      </w:r>
-      <w:r>
-        <w:rPr>
-          <w:rFonts w:ascii="標楷體" w:eastAsia="標楷體" w:hAnsi="標楷體" w:hint="eastAsia"/>
-          <w:sz w:val="27"/>
-          <w:szCs w:val="27"/>
-        </w:rPr>
-        <w:t>則</w:t>
-      </w:r>
-      <w:r>
-        <w:rPr>
-          <w:rFonts w:ascii="標楷體" w:eastAsia="標楷體" w:hAnsi="標楷體" w:hint="eastAsia"/>
-          <w:sz w:val="27"/>
-          <w:szCs w:val="27"/>
-        </w:rPr>
-        <w:t>無明顯差異</w:t>
-      </w:r>
-      <w:r>
-        <w:rPr>
-          <w:rFonts w:ascii="標楷體" w:eastAsia="標楷體" w:hAnsi="標楷體" w:hint="eastAsia"/>
-          <w:sz w:val="27"/>
-          <w:szCs w:val="27"/>
-        </w:rPr>
-        <w:t>，</w:t>
-      </w:r>
-      <w:r>
-        <w:rPr>
-          <w:rFonts w:ascii="標楷體" w:eastAsia="標楷體" w:hAnsi="標楷體" w:hint="eastAsia"/>
-          <w:sz w:val="27"/>
-          <w:szCs w:val="27"/>
-        </w:rPr>
-        <w:t>反映出</w:t>
-      </w:r>
-      <w:r>
-        <w:rPr>
-          <w:rFonts w:ascii="標楷體" w:eastAsia="標楷體" w:hAnsi="標楷體" w:hint="eastAsia"/>
-          <w:sz w:val="27"/>
-          <w:szCs w:val="27"/>
-        </w:rPr>
-        <w:t>地方和政府持續促進之</w:t>
-      </w:r>
-      <w:r>
-        <w:rPr>
-          <w:rFonts w:ascii="標楷體" w:eastAsia="標楷體" w:hAnsi="標楷體" w:hint="eastAsia"/>
-          <w:sz w:val="27"/>
-          <w:szCs w:val="27"/>
-        </w:rPr>
-        <w:t>觀光活動</w:t>
-      </w:r>
-      <w:r>
-        <w:rPr>
-          <w:rFonts w:ascii="標楷體" w:eastAsia="標楷體" w:hAnsi="標楷體" w:hint="eastAsia"/>
-          <w:sz w:val="27"/>
-          <w:szCs w:val="27"/>
-        </w:rPr>
         <w:t>帶動</w:t>
       </w:r>
       <w:r>
@@ -1827,7 +2073,25 @@
           <w:sz w:val="27"/>
           <w:szCs w:val="27"/>
         </w:rPr>
-        <w:t>臺東</w:t>
+        <w:t>了</w:t>
+      </w:r>
+      <w:proofErr w:type="gramStart"/>
+      <w:r>
+        <w:rPr>
+          <w:rFonts w:ascii="標楷體" w:eastAsia="標楷體" w:hAnsi="標楷體" w:hint="eastAsia"/>
+          <w:sz w:val="27"/>
+          <w:szCs w:val="27"/>
+        </w:rPr>
+        <w:t>臺</w:t>
+      </w:r>
+      <w:proofErr w:type="gramEnd"/>
+      <w:r>
+        <w:rPr>
+          <w:rFonts w:ascii="標楷體" w:eastAsia="標楷體" w:hAnsi="標楷體" w:hint="eastAsia"/>
+          <w:sz w:val="27"/>
+          <w:szCs w:val="27"/>
+        </w:rPr>
+        <w:t>東</w:t>
       </w:r>
       <w:r>
         <w:rPr>
@@ -1866,7 +2130,7 @@
       <w:pPr>
         <w:spacing w:beforeLines="50" w:before="180" w:after="400"/>
         <w:rPr>
-          <w:rFonts w:ascii="標楷體" w:eastAsia="標楷體" w:hAnsi="標楷體" w:hint="eastAsia"/>
+          <w:rFonts w:ascii="標楷體" w:eastAsia="標楷體" w:hAnsi="標楷體"/>
           <w:b/>
           <w:bCs/>
           <w:sz w:val="27"/>
@@ -1967,7 +2231,7 @@
                     <pic:cNvPicPr/>
                   </pic:nvPicPr>
                   <pic:blipFill>
-                    <a:blip r:embed="rId10" cstate="print">
+                    <a:blip r:embed="rId11" cstate="print">
                       <a:extLst>
                         <a:ext uri="{28A0092B-C50C-407E-A947-70E740481C1C}">
                           <a14:useLocalDpi xmlns:a14="http://schemas.microsoft.com/office/drawing/2010/main" val="0"/>
@@ -2125,7 +2389,25 @@
           <w:sz w:val="27"/>
           <w:szCs w:val="27"/>
         </w:rPr>
-        <w:t>身分佔比</w:t>
+        <w:t>身分</w:t>
+      </w:r>
+      <w:proofErr w:type="gramStart"/>
+      <w:r>
+        <w:rPr>
+          <w:rFonts w:ascii="標楷體" w:eastAsia="標楷體" w:hAnsi="標楷體"/>
+          <w:sz w:val="27"/>
+          <w:szCs w:val="27"/>
+        </w:rPr>
+        <w:t>佔</w:t>
+      </w:r>
+      <w:proofErr w:type="gramEnd"/>
+      <w:r>
+        <w:rPr>
+          <w:rFonts w:ascii="標楷體" w:eastAsia="標楷體" w:hAnsi="標楷體"/>
+          <w:sz w:val="27"/>
+          <w:szCs w:val="27"/>
+        </w:rPr>
+        <w:t>比</w:t>
       </w:r>
       <w:r>
         <w:rPr>
@@ -2247,21 +2529,49 @@
         </w:rPr>
         <w:t>敬老優待</w:t>
       </w:r>
-      <w:r>
-        <w:rPr>
-          <w:rFonts w:ascii="標楷體" w:eastAsia="標楷體" w:hAnsi="標楷體" w:hint="eastAsia"/>
-          <w:sz w:val="27"/>
-          <w:szCs w:val="27"/>
-        </w:rPr>
-        <w:t>佔11.5%</w:t>
-      </w:r>
-      <w:r>
-        <w:rPr>
-          <w:rFonts w:ascii="標楷體" w:eastAsia="標楷體" w:hAnsi="標楷體"/>
-          <w:sz w:val="27"/>
-          <w:szCs w:val="27"/>
-        </w:rPr>
-        <w:t>，學生族群佔8.6%</w:t>
+      <w:proofErr w:type="gramStart"/>
+      <w:r>
+        <w:rPr>
+          <w:rFonts w:ascii="標楷體" w:eastAsia="標楷體" w:hAnsi="標楷體" w:hint="eastAsia"/>
+          <w:sz w:val="27"/>
+          <w:szCs w:val="27"/>
+        </w:rPr>
+        <w:t>佔</w:t>
+      </w:r>
+      <w:proofErr w:type="gramEnd"/>
+      <w:r>
+        <w:rPr>
+          <w:rFonts w:ascii="標楷體" w:eastAsia="標楷體" w:hAnsi="標楷體" w:hint="eastAsia"/>
+          <w:sz w:val="27"/>
+          <w:szCs w:val="27"/>
+        </w:rPr>
+        <w:t>11.5%</w:t>
+      </w:r>
+      <w:r>
+        <w:rPr>
+          <w:rFonts w:ascii="標楷體" w:eastAsia="標楷體" w:hAnsi="標楷體"/>
+          <w:sz w:val="27"/>
+          <w:szCs w:val="27"/>
+        </w:rPr>
+        <w:t>，學生族群</w:t>
+      </w:r>
+      <w:proofErr w:type="gramStart"/>
+      <w:r>
+        <w:rPr>
+          <w:rFonts w:ascii="標楷體" w:eastAsia="標楷體" w:hAnsi="標楷體"/>
+          <w:sz w:val="27"/>
+          <w:szCs w:val="27"/>
+        </w:rPr>
+        <w:t>佔</w:t>
+      </w:r>
+      <w:proofErr w:type="gramEnd"/>
+      <w:r>
+        <w:rPr>
+          <w:rFonts w:ascii="標楷體" w:eastAsia="標楷體" w:hAnsi="標楷體"/>
+          <w:sz w:val="27"/>
+          <w:szCs w:val="27"/>
+        </w:rPr>
+        <w:t>8.6%</w:t>
       </w:r>
       <w:r>
         <w:rPr>
@@ -2293,8 +2603,18 @@
           <w:sz w:val="27"/>
           <w:szCs w:val="27"/>
         </w:rPr>
-        <w:t>僅佔</w:t>
-      </w:r>
+        <w:t>僅</w:t>
+      </w:r>
+      <w:proofErr w:type="gramStart"/>
+      <w:r>
+        <w:rPr>
+          <w:rFonts w:ascii="標楷體" w:eastAsia="標楷體" w:hAnsi="標楷體" w:hint="eastAsia"/>
+          <w:sz w:val="27"/>
+          <w:szCs w:val="27"/>
+        </w:rPr>
+        <w:t>佔</w:t>
+      </w:r>
+      <w:proofErr w:type="gramEnd"/>
       <w:r>
         <w:rPr>
           <w:rFonts w:ascii="標楷體" w:eastAsia="標楷體" w:hAnsi="標楷體" w:hint="eastAsia"/>
@@ -2319,13 +2639,23 @@
         </w:rPr>
         <w:t>推測</w:t>
       </w:r>
-      <w:r>
-        <w:rPr>
-          <w:rFonts w:ascii="標楷體" w:eastAsia="標楷體" w:hAnsi="標楷體"/>
-          <w:sz w:val="27"/>
-          <w:szCs w:val="27"/>
-        </w:rPr>
-        <w:t>臺東</w:t>
+      <w:proofErr w:type="gramStart"/>
+      <w:r>
+        <w:rPr>
+          <w:rFonts w:ascii="標楷體" w:eastAsia="標楷體" w:hAnsi="標楷體"/>
+          <w:sz w:val="27"/>
+          <w:szCs w:val="27"/>
+        </w:rPr>
+        <w:t>臺</w:t>
+      </w:r>
+      <w:proofErr w:type="gramEnd"/>
+      <w:r>
+        <w:rPr>
+          <w:rFonts w:ascii="標楷體" w:eastAsia="標楷體" w:hAnsi="標楷體"/>
+          <w:sz w:val="27"/>
+          <w:szCs w:val="27"/>
+        </w:rPr>
+        <w:t>東</w:t>
       </w:r>
       <w:r>
         <w:rPr>
@@ -3219,6 +3549,7 @@
   <w:style w:type="character" w:default="1" w:styleId="a0">
     <w:name w:val="Default Paragraph Font"/>
     <w:uiPriority w:val="1"/>
+    <w:semiHidden/>
     <w:unhideWhenUsed/>
   </w:style>
   <w:style w:type="table" w:default="1" w:styleId="a1">
@@ -3906,4 +4237,16 @@
     </a:ext>
   </a:extLst>
 </a:theme>
+</file>
+
+<file path=customXml/item1.xml><?xml version="1.0" encoding="utf-8"?>
+<b:Sources xmlns:b="http://schemas.openxmlformats.org/officeDocument/2006/bibliography" xmlns="http://schemas.openxmlformats.org/officeDocument/2006/bibliography" SelectedStyle="\APASixthEditionOfficeOnline.xsl" StyleName="APA" Version="6"/>
+</file>
+
+<file path=customXml/itemProps1.xml><?xml version="1.0" encoding="utf-8"?>
+<ds:datastoreItem xmlns:ds="http://schemas.openxmlformats.org/officeDocument/2006/customXml" ds:itemID="{A8514DF7-4D3D-448A-865C-BEA7C2C7A146}">
+  <ds:schemaRefs>
+    <ds:schemaRef ds:uri="http://schemas.openxmlformats.org/officeDocument/2006/bibliography"/>
+  </ds:schemaRefs>
+</ds:datastoreItem>
 </file>